--- a/data/outputs/v2/Core_Mathematics/SS2.4_Trigonometry_1/Core_Mathematics_Trigonometry_1_SummaryTable.docx
+++ b/data/outputs/v2/Core_Mathematics/SS2.4_Trigonometry_1/Core_Mathematics_Trigonometry_1_SummaryTable.docx
@@ -38,6 +38,177 @@
           <w:szCs w:val="22"/>
         </w:rPr>
         <w:t xml:space="preserve">Sub-Strand 2.4: Trigonometry 1 — Teacher Reference (Pre-filled)</w:t>
+      </w:r>
+    </w:p>
+    <w:p>
+      <w:pPr>
+        <w:spacing w:after="80" w:before="120"/>
+      </w:pPr>
+      <w:r>
+        <w:rPr>
+          <w:rFonts w:ascii="Arial" w:cs="Arial" w:eastAsia="Arial" w:hAnsi="Arial"/>
+          <w:b/>
+          <w:bCs/>
+          <w:color w:val="1F3864"/>
+          <w:sz w:val="20"/>
+          <w:szCs w:val="20"/>
+        </w:rPr>
+        <w:t xml:space="preserve">ATTRIBUTION AND LICENSING</w:t>
+      </w:r>
+    </w:p>
+    <w:p>
+      <w:pPr>
+        <w:spacing w:after="60" w:before="0"/>
+      </w:pPr>
+      <w:r>
+        <w:rPr>
+          <w:rFonts w:ascii="Arial" w:cs="Arial" w:eastAsia="Arial" w:hAnsi="Arial"/>
+          <w:b/>
+          <w:bCs/>
+          <w:sz w:val="17"/>
+          <w:szCs w:val="17"/>
+        </w:rPr>
+        <w:t xml:space="preserve">Curriculum Alignment: </w:t>
+      </w:r>
+      <w:r>
+        <w:rPr>
+          <w:rFonts w:ascii="Arial" w:cs="Arial" w:eastAsia="Arial" w:hAnsi="Arial"/>
+          <w:sz w:val="17"/>
+          <w:szCs w:val="17"/>
+        </w:rPr>
+        <w:t xml:space="preserve">Structured in pedagogical alignment with the competence-based curriculum format and learning outcomes established by the Kenya Institute of Curriculum Development (KICD). This material is independently developed and is not officially endorsed or published by KICD.</w:t>
+      </w:r>
+    </w:p>
+    <w:p>
+      <w:pPr>
+        <w:spacing w:after="60" w:before="0"/>
+      </w:pPr>
+      <w:r>
+        <w:rPr>
+          <w:rFonts w:ascii="Arial" w:cs="Arial" w:eastAsia="Arial" w:hAnsi="Arial"/>
+          <w:b/>
+          <w:bCs/>
+          <w:sz w:val="17"/>
+          <w:szCs w:val="17"/>
+        </w:rPr>
+        <w:t xml:space="preserve">Content &amp; Pedagogy: </w:t>
+      </w:r>
+      <w:r>
+        <w:rPr>
+          <w:rFonts w:ascii="Arial" w:cs="Arial" w:eastAsia="Arial" w:hAnsi="Arial"/>
+          <w:sz w:val="17"/>
+          <w:szCs w:val="17"/>
+        </w:rPr>
+        <w:t xml:space="preserve">Developed and adapted by the educator team at SeaVuria (registered 501(c)(3) in the United States and registered NGO in Kenya, No. 872-850A-BF11), who designed the pedagogical framework, lesson templates and exemplar lessons on which this material is based.</w:t>
+      </w:r>
+    </w:p>
+    <w:p>
+      <w:pPr>
+        <w:spacing w:after="60" w:before="0"/>
+      </w:pPr>
+      <w:r>
+        <w:rPr>
+          <w:rFonts w:ascii="Arial" w:cs="Arial" w:eastAsia="Arial" w:hAnsi="Arial"/>
+          <w:b/>
+          <w:bCs/>
+          <w:sz w:val="17"/>
+          <w:szCs w:val="17"/>
+        </w:rPr>
+        <w:t xml:space="preserve">Production &amp; Layout: </w:t>
+      </w:r>
+      <w:r>
+        <w:rPr>
+          <w:rFonts w:ascii="Arial" w:cs="Arial" w:eastAsia="Arial" w:hAnsi="Arial"/>
+          <w:sz w:val="17"/>
+          <w:szCs w:val="17"/>
+        </w:rPr>
+        <w:t xml:space="preserve">Educational design and curriculum sequencing by SeaVuria. Technical layout, structural formatting, and digital optimization/implementation executed in partnership with ARES Education (registered 501(c)(3) in the United States and Canada (as Afretech Aid) and registered NGO in Kenya), with lesson drafting and compilation assisted by AI (Claude, Anthropic).</w:t>
+      </w:r>
+    </w:p>
+    <w:p>
+      <w:pPr>
+        <w:pBdr>
+          <w:bottom w:val="single" w:color="1F3864" w:sz="6" w:space="6"/>
+        </w:pBdr>
+        <w:spacing w:after="60" w:before="0"/>
+      </w:pPr>
+      <w:r>
+        <w:rPr>
+          <w:rFonts w:ascii="Arial" w:cs="Arial" w:eastAsia="Arial" w:hAnsi="Arial"/>
+          <w:b/>
+          <w:bCs/>
+          <w:sz w:val="17"/>
+          <w:szCs w:val="17"/>
+        </w:rPr>
+        <w:t xml:space="preserve">Licensing &amp; Copyright: </w:t>
+      </w:r>
+      <w:r>
+        <w:rPr>
+          <w:rFonts w:ascii="Arial" w:cs="Arial" w:eastAsia="Arial" w:hAnsi="Arial"/>
+          <w:sz w:val="17"/>
+          <w:szCs w:val="17"/>
+        </w:rPr>
+        <w:t xml:space="preserve">© 2026 SeaVuria and ARES. This work is licensed under a </w:t>
+      </w:r>
+      <w:hyperlink w:history="1" r:id="rIds0ot5s5jqhrdscy_tg1n-">
+        <w:r>
+          <w:rPr>
+            <w:rFonts w:ascii="Arial" w:cs="Arial" w:eastAsia="Arial" w:hAnsi="Arial"/>
+            <w:color w:val="1F6B75"/>
+            <w:sz w:val="17"/>
+            <w:szCs w:val="17"/>
+            <w:u w:val="single" w:color="1F6B75"/>
+          </w:rPr>
+          <w:t xml:space="preserve">Creative Commons Attribution-NonCommercial 4.0 International License</w:t>
+        </w:r>
+      </w:hyperlink>
+      <w:r>
+        <w:rPr>
+          <w:rFonts w:ascii="Arial" w:cs="Arial" w:eastAsia="Arial" w:hAnsi="Arial"/>
+          <w:sz w:val="17"/>
+          <w:szCs w:val="17"/>
+        </w:rPr>
+        <w:t xml:space="preserve"> (</w:t>
+      </w:r>
+      <w:hyperlink w:history="1" r:id="rIdarxqieynz2leamdfpkv-q">
+        <w:r>
+          <w:rPr>
+            <w:rFonts w:ascii="Arial" w:cs="Arial" w:eastAsia="Arial" w:hAnsi="Arial"/>
+            <w:color w:val="1F6B75"/>
+            <w:sz w:val="17"/>
+            <w:szCs w:val="17"/>
+            <w:u w:val="single" w:color="1F6B75"/>
+          </w:rPr>
+          <w:t xml:space="preserve">CC BY-NC 4.0</w:t>
+        </w:r>
+      </w:hyperlink>
+      <w:r>
+        <w:rPr>
+          <w:rFonts w:ascii="Arial" w:cs="Arial" w:eastAsia="Arial" w:hAnsi="Arial"/>
+          <w:sz w:val="17"/>
+          <w:szCs w:val="17"/>
+        </w:rPr>
+        <w:t xml:space="preserve">). To view a copy of this license, visit </w:t>
+      </w:r>
+      <w:hyperlink w:history="1" r:id="rIdp-iddecayr9wnl34y8txx">
+        <w:r>
+          <w:rPr>
+            <w:rFonts w:ascii="Arial" w:cs="Arial" w:eastAsia="Arial" w:hAnsi="Arial"/>
+            <w:color w:val="1F6B75"/>
+            <w:sz w:val="17"/>
+            <w:szCs w:val="17"/>
+            <w:u w:val="single" w:color="1F6B75"/>
+          </w:rPr>
+          <w:t xml:space="preserve">https://creativecommons.org/licenses/by-nc/4.0/</w:t>
+        </w:r>
+      </w:hyperlink>
+      <w:r>
+        <w:rPr>
+          <w:rFonts w:ascii="Arial" w:cs="Arial" w:eastAsia="Arial" w:hAnsi="Arial"/>
+          <w:sz w:val="17"/>
+          <w:szCs w:val="17"/>
+        </w:rPr>
+        <w:t xml:space="preserve">. You are free to copy, redistribute, and adapt this material in any medium or format, provided appropriate credit is given and the material is not used for commercial purposes. KICD learning outcomes and curriculum designations reproduced here for alignment purposes remain the property of KICD and are not covered by this license. Linked external resources (e.g. CK-12, Khan Academy, PhET) are subject to their own licenses.</w:t>
       </w:r>
     </w:p>
     <w:p>

--- a/data/outputs/v2/Core_Mathematics/SS2.4_Trigonometry_1/Core_Mathematics_Trigonometry_1_SummaryTable.docx
+++ b/data/outputs/v2/Core_Mathematics/SS2.4_Trigonometry_1/Core_Mathematics_Trigonometry_1_SummaryTable.docx
@@ -150,7 +150,7 @@
         </w:rPr>
         <w:t xml:space="preserve">© 2026 SeaVuria and ARES. This work is licensed under a </w:t>
       </w:r>
-      <w:hyperlink w:history="1" r:id="rIds0ot5s5jqhrdscy_tg1n-">
+      <w:hyperlink w:history="1" r:id="rIdvaxbdhjxbdoph-wwyhnab">
         <w:r>
           <w:rPr>
             <w:rFonts w:ascii="Arial" w:cs="Arial" w:eastAsia="Arial" w:hAnsi="Arial"/>
@@ -170,7 +170,7 @@
         </w:rPr>
         <w:t xml:space="preserve"> (</w:t>
       </w:r>
-      <w:hyperlink w:history="1" r:id="rIdarxqieynz2leamdfpkv-q">
+      <w:hyperlink w:history="1" r:id="rId3dyq3-bgkmatgztudprhi">
         <w:r>
           <w:rPr>
             <w:rFonts w:ascii="Arial" w:cs="Arial" w:eastAsia="Arial" w:hAnsi="Arial"/>
@@ -190,7 +190,7 @@
         </w:rPr>
         <w:t xml:space="preserve">). To view a copy of this license, visit </w:t>
       </w:r>
-      <w:hyperlink w:history="1" r:id="rIdp-iddecayr9wnl34y8txx">
+      <w:hyperlink w:history="1" r:id="rIdosnttlgdqjsj8xni8ihtp">
         <w:r>
           <w:rPr>
             <w:rFonts w:ascii="Arial" w:cs="Arial" w:eastAsia="Arial" w:hAnsi="Arial"/>

--- a/data/outputs/v2/Core_Mathematics/SS2.4_Trigonometry_1/Core_Mathematics_Trigonometry_1_SummaryTable.docx
+++ b/data/outputs/v2/Core_Mathematics/SS2.4_Trigonometry_1/Core_Mathematics_Trigonometry_1_SummaryTable.docx
@@ -38,177 +38,6 @@
           <w:szCs w:val="22"/>
         </w:rPr>
         <w:t xml:space="preserve">Sub-Strand 2.4: Trigonometry 1 — Teacher Reference (Pre-filled)</w:t>
-      </w:r>
-    </w:p>
-    <w:p>
-      <w:pPr>
-        <w:spacing w:after="80" w:before="120"/>
-      </w:pPr>
-      <w:r>
-        <w:rPr>
-          <w:rFonts w:ascii="Arial" w:cs="Arial" w:eastAsia="Arial" w:hAnsi="Arial"/>
-          <w:b/>
-          <w:bCs/>
-          <w:color w:val="1F3864"/>
-          <w:sz w:val="20"/>
-          <w:szCs w:val="20"/>
-        </w:rPr>
-        <w:t xml:space="preserve">ATTRIBUTION AND LICENSING</w:t>
-      </w:r>
-    </w:p>
-    <w:p>
-      <w:pPr>
-        <w:spacing w:after="60" w:before="0"/>
-      </w:pPr>
-      <w:r>
-        <w:rPr>
-          <w:rFonts w:ascii="Arial" w:cs="Arial" w:eastAsia="Arial" w:hAnsi="Arial"/>
-          <w:b/>
-          <w:bCs/>
-          <w:sz w:val="17"/>
-          <w:szCs w:val="17"/>
-        </w:rPr>
-        <w:t xml:space="preserve">Curriculum Alignment: </w:t>
-      </w:r>
-      <w:r>
-        <w:rPr>
-          <w:rFonts w:ascii="Arial" w:cs="Arial" w:eastAsia="Arial" w:hAnsi="Arial"/>
-          <w:sz w:val="17"/>
-          <w:szCs w:val="17"/>
-        </w:rPr>
-        <w:t xml:space="preserve">Structured in pedagogical alignment with the competence-based curriculum format and learning outcomes established by the Kenya Institute of Curriculum Development (KICD). This material is independently developed and is not officially endorsed or published by KICD.</w:t>
-      </w:r>
-    </w:p>
-    <w:p>
-      <w:pPr>
-        <w:spacing w:after="60" w:before="0"/>
-      </w:pPr>
-      <w:r>
-        <w:rPr>
-          <w:rFonts w:ascii="Arial" w:cs="Arial" w:eastAsia="Arial" w:hAnsi="Arial"/>
-          <w:b/>
-          <w:bCs/>
-          <w:sz w:val="17"/>
-          <w:szCs w:val="17"/>
-        </w:rPr>
-        <w:t xml:space="preserve">Content &amp; Pedagogy: </w:t>
-      </w:r>
-      <w:r>
-        <w:rPr>
-          <w:rFonts w:ascii="Arial" w:cs="Arial" w:eastAsia="Arial" w:hAnsi="Arial"/>
-          <w:sz w:val="17"/>
-          <w:szCs w:val="17"/>
-        </w:rPr>
-        <w:t xml:space="preserve">Developed and adapted by the educator team at SeaVuria (registered 501(c)(3) in the United States and registered NGO in Kenya, No. 872-850A-BF11), who designed the pedagogical framework, lesson templates and exemplar lessons on which this material is based.</w:t>
-      </w:r>
-    </w:p>
-    <w:p>
-      <w:pPr>
-        <w:spacing w:after="60" w:before="0"/>
-      </w:pPr>
-      <w:r>
-        <w:rPr>
-          <w:rFonts w:ascii="Arial" w:cs="Arial" w:eastAsia="Arial" w:hAnsi="Arial"/>
-          <w:b/>
-          <w:bCs/>
-          <w:sz w:val="17"/>
-          <w:szCs w:val="17"/>
-        </w:rPr>
-        <w:t xml:space="preserve">Production &amp; Layout: </w:t>
-      </w:r>
-      <w:r>
-        <w:rPr>
-          <w:rFonts w:ascii="Arial" w:cs="Arial" w:eastAsia="Arial" w:hAnsi="Arial"/>
-          <w:sz w:val="17"/>
-          <w:szCs w:val="17"/>
-        </w:rPr>
-        <w:t xml:space="preserve">Educational design and curriculum sequencing by SeaVuria. Technical layout, structural formatting, and digital optimization/implementation executed in partnership with ARES Education (registered 501(c)(3) in the United States and Canada (as Afretech Aid) and registered NGO in Kenya), with lesson drafting and compilation assisted by AI (Claude, Anthropic).</w:t>
-      </w:r>
-    </w:p>
-    <w:p>
-      <w:pPr>
-        <w:pBdr>
-          <w:bottom w:val="single" w:color="1F3864" w:sz="6" w:space="6"/>
-        </w:pBdr>
-        <w:spacing w:after="60" w:before="0"/>
-      </w:pPr>
-      <w:r>
-        <w:rPr>
-          <w:rFonts w:ascii="Arial" w:cs="Arial" w:eastAsia="Arial" w:hAnsi="Arial"/>
-          <w:b/>
-          <w:bCs/>
-          <w:sz w:val="17"/>
-          <w:szCs w:val="17"/>
-        </w:rPr>
-        <w:t xml:space="preserve">Licensing &amp; Copyright: </w:t>
-      </w:r>
-      <w:r>
-        <w:rPr>
-          <w:rFonts w:ascii="Arial" w:cs="Arial" w:eastAsia="Arial" w:hAnsi="Arial"/>
-          <w:sz w:val="17"/>
-          <w:szCs w:val="17"/>
-        </w:rPr>
-        <w:t xml:space="preserve">© 2026 SeaVuria and ARES. This work is licensed under a </w:t>
-      </w:r>
-      <w:hyperlink w:history="1" r:id="rIdvaxbdhjxbdoph-wwyhnab">
-        <w:r>
-          <w:rPr>
-            <w:rFonts w:ascii="Arial" w:cs="Arial" w:eastAsia="Arial" w:hAnsi="Arial"/>
-            <w:color w:val="1F6B75"/>
-            <w:sz w:val="17"/>
-            <w:szCs w:val="17"/>
-            <w:u w:val="single" w:color="1F6B75"/>
-          </w:rPr>
-          <w:t xml:space="preserve">Creative Commons Attribution-NonCommercial 4.0 International License</w:t>
-        </w:r>
-      </w:hyperlink>
-      <w:r>
-        <w:rPr>
-          <w:rFonts w:ascii="Arial" w:cs="Arial" w:eastAsia="Arial" w:hAnsi="Arial"/>
-          <w:sz w:val="17"/>
-          <w:szCs w:val="17"/>
-        </w:rPr>
-        <w:t xml:space="preserve"> (</w:t>
-      </w:r>
-      <w:hyperlink w:history="1" r:id="rId3dyq3-bgkmatgztudprhi">
-        <w:r>
-          <w:rPr>
-            <w:rFonts w:ascii="Arial" w:cs="Arial" w:eastAsia="Arial" w:hAnsi="Arial"/>
-            <w:color w:val="1F6B75"/>
-            <w:sz w:val="17"/>
-            <w:szCs w:val="17"/>
-            <w:u w:val="single" w:color="1F6B75"/>
-          </w:rPr>
-          <w:t xml:space="preserve">CC BY-NC 4.0</w:t>
-        </w:r>
-      </w:hyperlink>
-      <w:r>
-        <w:rPr>
-          <w:rFonts w:ascii="Arial" w:cs="Arial" w:eastAsia="Arial" w:hAnsi="Arial"/>
-          <w:sz w:val="17"/>
-          <w:szCs w:val="17"/>
-        </w:rPr>
-        <w:t xml:space="preserve">). To view a copy of this license, visit </w:t>
-      </w:r>
-      <w:hyperlink w:history="1" r:id="rIdosnttlgdqjsj8xni8ihtp">
-        <w:r>
-          <w:rPr>
-            <w:rFonts w:ascii="Arial" w:cs="Arial" w:eastAsia="Arial" w:hAnsi="Arial"/>
-            <w:color w:val="1F6B75"/>
-            <w:sz w:val="17"/>
-            <w:szCs w:val="17"/>
-            <w:u w:val="single" w:color="1F6B75"/>
-          </w:rPr>
-          <w:t xml:space="preserve">https://creativecommons.org/licenses/by-nc/4.0/</w:t>
-        </w:r>
-      </w:hyperlink>
-      <w:r>
-        <w:rPr>
-          <w:rFonts w:ascii="Arial" w:cs="Arial" w:eastAsia="Arial" w:hAnsi="Arial"/>
-          <w:sz w:val="17"/>
-          <w:szCs w:val="17"/>
-        </w:rPr>
-        <w:t xml:space="preserve">. You are free to copy, redistribute, and adapt this material in any medium or format, provided appropriate credit is given and the material is not used for commercial purposes. KICD learning outcomes and curriculum designations reproduced here for alignment purposes remain the property of KICD and are not covered by this license. Linked external resources (e.g. CK-12, Khan Academy, PhET) are subject to their own licenses.</w:t>
       </w:r>
     </w:p>
     <w:p>
@@ -1848,6 +1677,185 @@
         </w:tc>
       </w:tr>
     </w:tbl>
+    <w:p>
+      <w:pPr>
+        <w:spacing w:after="120"/>
+      </w:pPr>
+      <w:r>
+        <w:t xml:space="preserve"/>
+      </w:r>
+    </w:p>
+    <w:p>
+      <w:pPr>
+        <w:spacing w:after="80" w:before="120"/>
+      </w:pPr>
+      <w:r>
+        <w:rPr>
+          <w:rFonts w:ascii="Arial" w:cs="Arial" w:eastAsia="Arial" w:hAnsi="Arial"/>
+          <w:b/>
+          <w:bCs/>
+          <w:color w:val="1F3864"/>
+          <w:sz w:val="20"/>
+          <w:szCs w:val="20"/>
+        </w:rPr>
+        <w:t xml:space="preserve">ATTRIBUTION AND LICENSING</w:t>
+      </w:r>
+    </w:p>
+    <w:p>
+      <w:pPr>
+        <w:spacing w:after="60" w:before="0"/>
+      </w:pPr>
+      <w:r>
+        <w:rPr>
+          <w:rFonts w:ascii="Arial" w:cs="Arial" w:eastAsia="Arial" w:hAnsi="Arial"/>
+          <w:b/>
+          <w:bCs/>
+          <w:sz w:val="17"/>
+          <w:szCs w:val="17"/>
+        </w:rPr>
+        <w:t xml:space="preserve">Curriculum Alignment: </w:t>
+      </w:r>
+      <w:r>
+        <w:rPr>
+          <w:rFonts w:ascii="Arial" w:cs="Arial" w:eastAsia="Arial" w:hAnsi="Arial"/>
+          <w:sz w:val="17"/>
+          <w:szCs w:val="17"/>
+        </w:rPr>
+        <w:t xml:space="preserve">Structured in pedagogical alignment with the competence-based curriculum format and learning outcomes established by the Kenya Institute of Curriculum Development (KICD). This material is independently developed and is not officially endorsed or published by KICD.</w:t>
+      </w:r>
+    </w:p>
+    <w:p>
+      <w:pPr>
+        <w:spacing w:after="60" w:before="0"/>
+      </w:pPr>
+      <w:r>
+        <w:rPr>
+          <w:rFonts w:ascii="Arial" w:cs="Arial" w:eastAsia="Arial" w:hAnsi="Arial"/>
+          <w:b/>
+          <w:bCs/>
+          <w:sz w:val="17"/>
+          <w:szCs w:val="17"/>
+        </w:rPr>
+        <w:t xml:space="preserve">Content &amp; Pedagogy: </w:t>
+      </w:r>
+      <w:r>
+        <w:rPr>
+          <w:rFonts w:ascii="Arial" w:cs="Arial" w:eastAsia="Arial" w:hAnsi="Arial"/>
+          <w:sz w:val="17"/>
+          <w:szCs w:val="17"/>
+        </w:rPr>
+        <w:t xml:space="preserve">Developed and adapted by the educator team at SeaVuria (registered 501(c)(3) in the United States and registered NGO in Kenya, No. 872-850A-BF11), who designed the pedagogical framework, lesson templates and exemplar lessons on which this material is based.</w:t>
+      </w:r>
+    </w:p>
+    <w:p>
+      <w:pPr>
+        <w:spacing w:after="60" w:before="0"/>
+      </w:pPr>
+      <w:r>
+        <w:rPr>
+          <w:rFonts w:ascii="Arial" w:cs="Arial" w:eastAsia="Arial" w:hAnsi="Arial"/>
+          <w:b/>
+          <w:bCs/>
+          <w:sz w:val="17"/>
+          <w:szCs w:val="17"/>
+        </w:rPr>
+        <w:t xml:space="preserve">Production &amp; Layout: </w:t>
+      </w:r>
+      <w:r>
+        <w:rPr>
+          <w:rFonts w:ascii="Arial" w:cs="Arial" w:eastAsia="Arial" w:hAnsi="Arial"/>
+          <w:sz w:val="17"/>
+          <w:szCs w:val="17"/>
+        </w:rPr>
+        <w:t xml:space="preserve">Educational design and curriculum sequencing by SeaVuria. Technical layout, structural formatting, and digital optimization/implementation executed in partnership with ARES Education (registered 501(c)(3) in the United States and Canada (as Afretech Aid) and registered NGO in Kenya), with lesson drafting and compilation assisted by AI (Claude, Anthropic).</w:t>
+      </w:r>
+    </w:p>
+    <w:p>
+      <w:pPr>
+        <w:pBdr>
+          <w:bottom w:val="single" w:color="1F3864" w:sz="6" w:space="6"/>
+        </w:pBdr>
+        <w:spacing w:after="60" w:before="0"/>
+      </w:pPr>
+      <w:r>
+        <w:rPr>
+          <w:rFonts w:ascii="Arial" w:cs="Arial" w:eastAsia="Arial" w:hAnsi="Arial"/>
+          <w:b/>
+          <w:bCs/>
+          <w:sz w:val="17"/>
+          <w:szCs w:val="17"/>
+        </w:rPr>
+        <w:t xml:space="preserve">Licensing &amp; Copyright: </w:t>
+      </w:r>
+      <w:r>
+        <w:rPr>
+          <w:rFonts w:ascii="Arial" w:cs="Arial" w:eastAsia="Arial" w:hAnsi="Arial"/>
+          <w:sz w:val="17"/>
+          <w:szCs w:val="17"/>
+        </w:rPr>
+        <w:t xml:space="preserve">© 2026 SeaVuria and ARES. This work is licensed under a </w:t>
+      </w:r>
+      <w:hyperlink w:history="1" r:id="rIdjwixqzkxkglrm4-qkdivo">
+        <w:r>
+          <w:rPr>
+            <w:rFonts w:ascii="Arial" w:cs="Arial" w:eastAsia="Arial" w:hAnsi="Arial"/>
+            <w:color w:val="1F6B75"/>
+            <w:sz w:val="17"/>
+            <w:szCs w:val="17"/>
+            <w:u w:val="single" w:color="1F6B75"/>
+          </w:rPr>
+          <w:t xml:space="preserve">Creative Commons Attribution-NonCommercial 4.0 International License</w:t>
+        </w:r>
+      </w:hyperlink>
+      <w:r>
+        <w:rPr>
+          <w:rFonts w:ascii="Arial" w:cs="Arial" w:eastAsia="Arial" w:hAnsi="Arial"/>
+          <w:sz w:val="17"/>
+          <w:szCs w:val="17"/>
+        </w:rPr>
+        <w:t xml:space="preserve"> (</w:t>
+      </w:r>
+      <w:hyperlink w:history="1" r:id="rIddkiwibsva82wf0jpdtakq">
+        <w:r>
+          <w:rPr>
+            <w:rFonts w:ascii="Arial" w:cs="Arial" w:eastAsia="Arial" w:hAnsi="Arial"/>
+            <w:color w:val="1F6B75"/>
+            <w:sz w:val="17"/>
+            <w:szCs w:val="17"/>
+            <w:u w:val="single" w:color="1F6B75"/>
+          </w:rPr>
+          <w:t xml:space="preserve">CC BY-NC 4.0</w:t>
+        </w:r>
+      </w:hyperlink>
+      <w:r>
+        <w:rPr>
+          <w:rFonts w:ascii="Arial" w:cs="Arial" w:eastAsia="Arial" w:hAnsi="Arial"/>
+          <w:sz w:val="17"/>
+          <w:szCs w:val="17"/>
+        </w:rPr>
+        <w:t xml:space="preserve">). To view a copy of this license, visit </w:t>
+      </w:r>
+      <w:hyperlink w:history="1" r:id="rIdh1rgdwdklajqnihm2aq60">
+        <w:r>
+          <w:rPr>
+            <w:rFonts w:ascii="Arial" w:cs="Arial" w:eastAsia="Arial" w:hAnsi="Arial"/>
+            <w:color w:val="1F6B75"/>
+            <w:sz w:val="17"/>
+            <w:szCs w:val="17"/>
+            <w:u w:val="single" w:color="1F6B75"/>
+          </w:rPr>
+          <w:t xml:space="preserve">https://creativecommons.org/licenses/by-nc/4.0/</w:t>
+        </w:r>
+      </w:hyperlink>
+      <w:r>
+        <w:rPr>
+          <w:rFonts w:ascii="Arial" w:cs="Arial" w:eastAsia="Arial" w:hAnsi="Arial"/>
+          <w:sz w:val="17"/>
+          <w:szCs w:val="17"/>
+        </w:rPr>
+        <w:t xml:space="preserve">. You are free to copy, redistribute, and adapt this material in any medium or format, provided appropriate credit is given and the material is not used for commercial purposes. KICD learning outcomes and curriculum designations reproduced here for alignment purposes remain the property of KICD and are not covered by this license. Linked external resources (e.g. CK-12, Khan Academy, PhET) are subject to their own licenses.</w:t>
+      </w:r>
+    </w:p>
     <w:sectPr>
       <w:pgSz w:w="15840" w:h="12240" w:orient="landscape"/>
       <w:pgMar w:top="1080" w:right="1080" w:bottom="1080" w:left="1080" w:header="708" w:footer="708" w:gutter="0"/>

--- a/data/outputs/v2/Core_Mathematics/SS2.4_Trigonometry_1/Core_Mathematics_Trigonometry_1_SummaryTable.docx
+++ b/data/outputs/v2/Core_Mathematics/SS2.4_Trigonometry_1/Core_Mathematics_Trigonometry_1_SummaryTable.docx
@@ -564,7 +564,7 @@
                 <w:sz w:val="18"/>
                 <w:szCs w:val="18"/>
               </w:rPr>
-              <w:t xml:space="preserve">Students observed that measuring the height of a tall structure (e.g., a building under construction in Nairobi or a flag pole at school) directly is impossible without special tools. They examined right-angled triangles drawn on paper and on the ground, noting that the three sides change position depending on which acute angle, θ, is chosen as the reference angle. Teacher tip: Display a photograph of a real construction site or a tall tree and ask, 'How would a Kenyan surveyor find this height without climbing it?' Allow 2–3 minutes of think time before cold-calling 3–4 learners.</w:t>
+              <w:t xml:space="preserve">Students observed that right-angled triangles appear throughout the school environment (roof trusses, staircases, ramps) and that when multiple right-angled triangles share the same acute angle but differ in size, the ratio of any two chosen sides remains nearly constant across all triangles.</w:t>
             </w:r>
           </w:p>
         </w:tc>
@@ -596,7 +596,7 @@
                 <w:sz w:val="18"/>
                 <w:szCs w:val="18"/>
               </w:rPr>
-              <w:t xml:space="preserve">Students learned that every right-angled triangle has three named sides relative to the chosen acute angle θ: the OPPOSITE side (the side directly across from θ), the ADJACENT side (the side next to θ that is not the hypotenuse), and the HYPOTENUSE (the longest side, always opposite the 90° angle). They also learned that these labels shift when the reference angle changes — a critical conceptual anchor for all future lessons. Teacher tip: Insist learners physically point to each side and say its name aloud; mislabelling at this stage causes persistent errors throughout the sub-strand.</w:t>
+              <w:t xml:space="preserve">Students learned that a right-angled triangle has three named sides — opposite, adjacent, and hypotenuse — defined relative to a chosen acute angle, and that the three constant side-pair ratios for a given angle are called sine (O÷H), cosine (A÷H), and tangent (O÷A).</w:t>
             </w:r>
           </w:p>
         </w:tc>
@@ -628,7 +628,7 @@
                 <w:sz w:val="18"/>
                 <w:szCs w:val="18"/>
               </w:rPr>
-              <w:t xml:space="preserve">The three side-labels (opposite, adjacent, hypotenuse) are the vocabulary foundation on which all trigonometric ratios are built. Without precise labelling relative to a chosen angle, the ratios SOH-CAH-TOA cannot be correctly applied. This lesson establishes WHY a new mathematical tool is needed: direct measurement of heights and distances is often impractical, so we need a ratio-based method that links angles to side lengths. Connect back to the driving question: 'We now know the names of the sides — our next step is to find the ratios that stay constant no matter how big the triangle is.'</w:t>
+              <w:t xml:space="preserve">Students explained that to find the height of the Kenya Power mast in Nakuru, they need the equation height ÷ 40 = tan 50°, but they cannot yet solve it because they do not know the decimal value of tan 50° — identifying the precise knowledge gap that the rest of the unit will fill.</w:t>
             </w:r>
           </w:p>
         </w:tc>
@@ -681,7 +681,7 @@
                 <w:sz w:val="18"/>
                 <w:szCs w:val="18"/>
               </w:rPr>
-              <w:t xml:space="preserve">Introducing the Three Trigonometric Ratios: SOH-CAH-TOA</w:t>
+              <w:t xml:space="preserve">Defining Sine, Cosine, and Tangent — Naming the Ratios That Unlock the Mast</w:t>
             </w:r>
           </w:p>
         </w:tc>
@@ -713,7 +713,7 @@
                 <w:sz w:val="18"/>
                 <w:szCs w:val="18"/>
               </w:rPr>
-              <w:t xml:space="preserve">Students measured sides of several right-angled triangles of different sizes (drawn on grid paper or measured physically with rulers) that all contained the same acute angle θ. They computed the ratio Opposite/Hypotenuse for each triangle and recorded results in a table. Teacher tip: Use at least four triangles of visibly different sizes. Ask learners, 'What do you notice about the ratio O/H each time?' Wait 30 seconds, then cold-call 3 learners. Repeat for A/H and O/A. The constancy of each ratio for a fixed angle is the key 'aha' moment.</w:t>
+              <w:t xml:space="preserve">Learners measured sides of right-angled triangles they drew, computed three side-pair ratios for different reference angles, contributed data to a class table on the board, and then verified their computed ratios against mathematical tables — seeing that table values match measured ratios closely, confirming that the ratios depend only on the angle.</w:t>
             </w:r>
           </w:p>
         </w:tc>
@@ -745,7 +745,7 @@
                 <w:sz w:val="18"/>
                 <w:szCs w:val="18"/>
               </w:rPr>
-              <w:t xml:space="preserve">Students learned the three fundamental trigonometric ratios for an acute angle θ in a right-angled triangle: sin θ = Opposite/Hypotenuse (SOH), cos θ = Adjacent/Hypotenuse (CAH), tan θ = Opposite/Adjacent (TOA). They learned that these ratios are constant for any given angle regardless of the triangle's size — a property that makes them powerful tools for indirect measurement. Teacher tip: The mnemonic SOH-CAH-TOA should be written, spoken, and physically gestured by every learner. Cold-call at least 5 learners to state a ratio from memory before moving on.</w:t>
+              <w:t xml:space="preserve">The three trigonometric ratios have formal names and definitions: sin θ = opposite ÷ hypotenuse (SOH), cos θ = adjacent ÷ hypotenuse (CAH), tan θ = opposite ÷ adjacent (TOA). The labels 'opposite' and 'adjacent' change when the reference angle changes. Mathematical tables and calculators give the exact value of any ratio for any acute angle, and can be used in reverse to find an angle from a known ratio.</w:t>
             </w:r>
           </w:p>
         </w:tc>
@@ -777,7 +777,7 @@
                 <w:sz w:val="18"/>
                 <w:szCs w:val="18"/>
               </w:rPr>
-              <w:t xml:space="preserve">The constancy of trigonometric ratios for a fixed angle is a consequence of similar triangles: all right-angled triangles sharing the same acute angle are similar, so their corresponding side ratios are equal. This is the mathematical engine behind every height-and-distance calculation in the sub-strand. Teacher tip: Explicitly connect this to the driving question — 'Because sin, cos, and tan are always the same for a given angle, a Kenyan construction worker can use one measured angle and one known side to find any unknown side.'</w:t>
+              <w:t xml:space="preserve">We now have the specific numerical tool that was missing in the phenomenon. The student standing 40 m from the Nakuru mast at a 50° angle can use tan 50° ≈ 1.192 to calculate: height = 40 × 1.192 ≈ 47.7 m — no ladder, no drone, no guessing. The tangent ratio is the mathematical bridge between the one known side and the unknown height.</w:t>
             </w:r>
           </w:p>
         </w:tc>
@@ -862,7 +862,7 @@
                 <w:sz w:val="18"/>
                 <w:szCs w:val="18"/>
               </w:rPr>
-              <w:t xml:space="preserve">Students examined pairs of acute angles in the same right-angled triangle (e.g., 35° and 55°, 40° and 50°) and compared sin 35° with cos 55°, sin 40° with cos 50°, using calculator values or tables. Teacher tip: Have learners complete a two-column table of sin θ and cos(90°−θ) for θ = 10°, 20°, 30°, 40°, 45°. Ask, 'What pattern do you see?' Wait 1 minute before cold-calling 3 learners. Emphasise that the two acute angles in any right-angled triangle always sum to 90°.</w:t>
+              <w:t xml:space="preserve">Learners completed a table of six complementary angle pairs (e.g., 30° &amp; 60°, 42° &amp; 48°) using mathematical tables, recording sine and cosine values to four decimal places. They observed that sin θ = cos(90° − θ) and cos θ = sin(90° − θ) held true across all pairs, including the mast-problem pair sin 40° = cos 50° = 0.6428.</w:t>
             </w:r>
           </w:p>
         </w:tc>
@@ -894,7 +894,7 @@
                 <w:sz w:val="18"/>
                 <w:szCs w:val="18"/>
               </w:rPr>
-              <w:t xml:space="preserve">Learners learned that in any right-angled triangle, the sine of one acute angle equals the cosine of the other acute angle: sin θ = cos(90° − θ) and cos θ = sin(90° − θ). This is because the side that is 'opposite' for angle θ becomes the 'adjacent' side for the complementary angle (90° − θ), while the hypotenuse stays the same. Teacher tip: Use a labelled diagram showing both angles simultaneously. Reinforce with a Kenyan context: 'If a roof rafter makes a 30° angle with the horizontal, it makes a 60° angle with the vertical wall — sin 30° = cos 60°.'</w:t>
+              <w:t xml:space="preserve">Learners learned that in any right-angled triangle, the sine of one acute angle equals the cosine of the other, because the side that is 'opposite' for one angle is 'adjacent' for the complementary angle. This was proved geometrically by re-labelling the same triangle from both vertices. The relationship sin θ = cos(90° − θ) is a structural property of right-angled triangles, not a numerical coincidence.</w:t>
             </w:r>
           </w:p>
         </w:tc>
@@ -926,7 +926,7 @@
                 <w:sz w:val="18"/>
                 <w:szCs w:val="18"/>
               </w:rPr>
-              <w:t xml:space="preserve">The complementary-angle relationship halves the amount of memorisation needed: knowing sin values automatically gives cos values for complementary angles. It also foreshadows the co-function identities in higher-level mathematics. Teacher tip: Pose the reflective question, 'How does this relationship help a surveyor in Kisumu who only has a sine table but needs a cosine value?' Allow 2 minutes of pair discussion before whole-class share-out. Connect to driving question: 'Knowing this shortcut makes our calculation toolkit more flexible when working on real sites.'</w:t>
+              <w:t xml:space="preserve">Learners applied the complementary angle relationship to: (a) rewrite trigonometric expressions (e.g., cos 70° = sin 20°); (b) solve for unknown angles algebraically (e.g., sin(2θ + 10°) = cos(θ + 20°) → θ = 20°); and (c) annotate the Nakuru mast diagram with both the 50° elevation angle and the complementary 40° depression angle, writing the swapped sine-cosine ratios for each — showing that a Kenya Power engineer can work from either angle to find the same mast height.</w:t>
             </w:r>
           </w:p>
         </w:tc>
@@ -1011,7 +1011,7 @@
                 <w:sz w:val="18"/>
                 <w:szCs w:val="18"/>
               </w:rPr>
-              <w:t xml:space="preserve">Students computed sin θ ÷ cos θ for several angles (e.g., 30°, 45°, 60°) using known or calculator values and compared the result to tan θ for the same angles. Teacher tip: Provide a three-column table: sin θ, cos θ, sin θ ÷ cos θ. Ask, 'What do you notice about the third column compared to tan θ?' Wait 30 seconds; cold-call 3 learners. Then guide learners through the algebraic proof: (O/H) ÷ (A/H) = O/A = tan θ.</w:t>
+              <w:t xml:space="preserve">Learners computed sin θ / cos θ for six angles (20°–70°) from their Lesson 2 data tables and found that the quotient matched their recorded tan θ values exactly in every row, regardless of the angle chosen.</w:t>
             </w:r>
           </w:p>
         </w:tc>
@@ -1043,7 +1043,7 @@
                 <w:sz w:val="18"/>
                 <w:szCs w:val="18"/>
               </w:rPr>
-              <w:t xml:space="preserve">Learners learned that tan θ = sin θ / cos θ for all acute angles θ. This identity follows directly from the definitions: dividing O/H by A/H gives O/A, which is exactly tan θ. They also learned that knowing any two of the three ratios allows calculation of the third — a practical tool-saving insight. Teacher tip: Stress that this is not a new rule to memorise in isolation but a logical consequence of the definitions already learned. Ask learners to derive it on their own in writing before showing the worked proof.</w:t>
+              <w:t xml:space="preserve">tan θ = sin θ / cos θ for all acute angles θ. This identity follows algebraically from the definitions: (O/H) ÷ (A/H) = O/A = tan θ. Knowing any two of the three primary ratios allows us to determine the third.</w:t>
             </w:r>
           </w:p>
         </w:tc>
@@ -1075,7 +1075,7 @@
                 <w:sz w:val="18"/>
                 <w:szCs w:val="18"/>
               </w:rPr>
-              <w:t xml:space="preserve">The identity tan θ = sin θ / cos θ is the first algebraic identity of trigonometry and demonstrates that the three ratios are not independent — they are related. This builds algebraic reasoning skills and prepares learners for trigonometric simplification in later grades. Teacher tip: Use a Kenyan context: 'A land surveyor in the Rift Valley knows the sine and cosine of an angle from a table — they can find the tangent without a separate lookup.' Connect to driving question: 'We now have three linked tools; the next step is to know their exact values for key angles.'</w:t>
+              <w:t xml:space="preserve">Because sin θ and cos θ are both defined using the hypotenuse as denominator, dividing them cancels the hypotenuse and leaves the ratio of opposite to adjacent — which is precisely tan θ. This is why the Kenya Power engineer can recover tan 50° from her notebook even without the tan button, and compute the Nakuru mast height as tan 50° × 40 m ≈ 47.7 m.</w:t>
             </w:r>
           </w:p>
         </w:tc>
@@ -1160,7 +1160,7 @@
                 <w:sz w:val="18"/>
                 <w:szCs w:val="18"/>
               </w:rPr>
-              <w:t xml:space="preserve">Students constructed a 45-45-90 triangle (by folding a square along its diagonal) and a 30-60-90 triangle (by folding an equilateral triangle in half) and measured or derived the side ratios directly. Teacher tip: Provide pre-cut squares and equilateral triangles. Ask learners to measure sides to the nearest mm and compute the ratios before deriving exact values. The hands-on construction makes the exact values memorable rather than arbitrary. Cold-call 4 learners to justify each ratio from the diagram.</w:t>
+              <w:t xml:space="preserve">Learners constructed an isosceles right-angled triangle (legs = 1 unit) and a bisected equilateral triangle (side = 2 units, yielding a 30-60-90 triangle) using ruler and compasses. They measured all sides and recorded the values for the 45°, 30°, and 60° triangles in a table. They also identified that as an angle approaches 0° or 90°, specific side ratios approach 0 or 1 (or become undefined), using their trig tables from Lesson 3 as evidence.</w:t>
             </w:r>
           </w:p>
         </w:tc>
@@ -1192,7 +1192,7 @@
                 <w:sz w:val="18"/>
                 <w:szCs w:val="18"/>
               </w:rPr>
-              <w:t xml:space="preserve">Learners derived the exact trigonometric ratios: sin 45° = cos 45° = 1/√2 (= √2/2), tan 45° = 1; sin 30° = cos 60° = 1/2, cos 30° = sin 60° = √3/2, tan 30° = 1/√3 (= √3/3), tan 60° = √3; sin 0° = 0, cos 0° = 1, tan 0° = 0; sin 90° = 1, cos 90° = 0, tan 90° is undefined. Teacher tip: Insist learners reproduce the derivation, not just memorise the table. A hand-drawn summary table in each learner's exercise book, with the diagrams beside it, is more durable than rote memorisation.</w:t>
+              <w:t xml:space="preserve">Learners derived the exact trigonometric ratios: sin 45° = cos 45° = 1/√2, tan 45° = 1; sin 30° = cos 60° = 1/2, sin 60° = cos 30° = √3/2, tan 30° = 1/√3, tan 60° = √3; sin 0° = 0, cos 0° = 1, tan 0° = 0; sin 90° = 1, cos 90° = 0, tan 90° = undefined. They applied these to find the exact height of the Nakuru Kenya Power mast (40 tan 60° = 40√3 ≈ 69.3 m) and compiled a colour-coded Special Angles Reference Card in Kenyan flag colours for use throughout the unit.</w:t>
             </w:r>
           </w:p>
         </w:tc>
@@ -1224,7 +1224,7 @@
                 <w:sz w:val="18"/>
                 <w:szCs w:val="18"/>
               </w:rPr>
-              <w:t xml:space="preserve">Exact values for special angles allow calculations without a calculator or trigonometric table — essential for exam settings and for quick mental estimates on a construction site. These values also recur throughout higher mathematics (vectors, waves, complex numbers). Teacher tip: Pose the question, 'Why is tan 90° undefined?' (cos 90° = 0; division by zero is undefined.) Connect to driving question: 'When a Kenyan architect designs a 45° roof pitch or a 60° brace, these exact values give precise measurements with no rounding error.'</w:t>
+              <w:t xml:space="preserve">The exact values arise directly from the geometry of two special triangles — the isosceles right-angled triangle and the half-equilateral triangle — together with the definitions of sine, cosine, and tangent as ratios of sides. These exact surd values are more powerful than decimal approximations because they allow precise calculation without a calculator or table, and they reveal elegant relationships (e.g., sin 30° = cos 60°, confirming the complementary-angle rule from Lesson 4). For the Nakuru mast and all similar height-and-distance problems in Kenyan construction and surveying, knowing these five special angles means an engineer can solve problems in the field with nothing more than a measuring tape, a clinometer, and mental arithmetic.</w:t>
             </w:r>
           </w:p>
         </w:tc>
@@ -1309,7 +1309,7 @@
                 <w:sz w:val="18"/>
                 <w:szCs w:val="18"/>
               </w:rPr>
-              <w:t xml:space="preserve">Students were presented with right-angled triangle diagrams drawn from Kenyan contexts (e.g., a support beam for a market stall in Mombasa, a ramp at a Nairobi hospital) and practised identifying the known side, the unknown side, and the given angle before selecting a ratio. Teacher tip: Use the three-step decision framework explicitly: (1) Label sides relative to the given angle; (2) Identify which two sides are involved (O, A, or H); (3) Choose SOH, CAH, or TOA accordingly. Require learners to write all three steps before computing. Cold-call 3 learners to explain their ratio choice before anyone calculates.</w:t>
+              <w:t xml:space="preserve">Learners observed a fully narrated worked example of the Nakuru mast problem solved using tan 50° = h/40, yielding h ≈ 47.7 m, and co-constructed the solution to the Kisumu hospital ramp problem using cos 12° = 6/hypotenuse, yielding hypotenuse ≈ 6.13 m.</w:t>
             </w:r>
           </w:p>
         </w:tc>
@@ -1341,7 +1341,7 @@
                 <w:sz w:val="18"/>
                 <w:szCs w:val="18"/>
               </w:rPr>
-              <w:t xml:space="preserve">Learners learned to apply the SOH-CAH-TOA decision framework to select the correct trigonometric ratio, rearrange the equation to isolate the unknown (e.g., if sin θ = O/H, then O = H sin θ or H = O/sin θ), and compute the answer using tables or a calculator. They also learned to find an unknown angle using inverse trigonometric functions (sin⁻¹, cos⁻¹, tan⁻¹) when two sides are known. Teacher tip: Common errors — using the wrong ratio because sides were mislabelled, and forgetting to rearrange before substituting. Address both explicitly with worked counter-examples.</w:t>
+              <w:t xml:space="preserve">Learners learned to apply the SOH-CAH-TOA decision framework to select the correct trigonometric ratio for any right-angled triangle problem, rearrange the resulting equation to isolate the unknown, evaluate using mathematical tables or a calculator, and interpret the answer in a Kenyan real-life context. They extended this to inverse tangent for finding an unknown angle (Kericho road inclination ≈ 18.4°).</w:t>
             </w:r>
           </w:p>
         </w:tc>
@@ -1373,7 +1373,7 @@
                 <w:sz w:val="18"/>
                 <w:szCs w:val="18"/>
               </w:rPr>
-              <w:t xml:space="preserve">This lesson consolidates all prior ratio knowledge into a single, repeatable problem-solving procedure. The ability to solve a right-angled triangle (find all unknown sides and angles) is the core computational skill of the sub-strand and directly answers the driving question. Teacher tip: Reinforce with a Kenyan scenario: 'A fundi (artisan) in Kisumu needs to cut a wooden rafter of unknown length for a roof with a known pitch angle and horizontal span — this is exactly the calculation they would perform.' Assign at least four varied practice problems before the next lesson.</w:t>
+              <w:t xml:space="preserve">Learners explained their solution steps to peers through reciprocal pair-checking (signing off on each other's working), presented full solutions to the class for two problems, and articulated a general decision rule (identify O/A/H → match to SOH/CAH/TOA → rearrange → calculate → interpret) captured in their cumulative triangle model. They connected all solutions back to the driving question about the Nakuru mast.</w:t>
             </w:r>
           </w:p>
         </w:tc>
@@ -1458,7 +1458,7 @@
                 <w:sz w:val="18"/>
                 <w:szCs w:val="18"/>
               </w:rPr>
-              <w:t xml:space="preserve">Students went outdoors (or used a classroom simulation) to measure angles of elevation to the top of the school flagpole, a tall tree, or a building using a clinometer (or a protractor-and-straw device they constructed). They recorded the angle, the horizontal distance from the object, and their eye height. Teacher tip: Prepare simple clinometers from protractors, straws, and string with a small weight. Groups of 3–4 learners each measure at two different distances to verify consistency. Ask, 'Why do we add eye height to our calculated answer?'</w:t>
+              <w:t xml:space="preserve">Learners observed two carefully annotated diagrams — one showing angle of elevation (observer at base looking up at the Nakuru Power mast) and one showing angle of depression (observer at the top of Fort Jesus cliff, Mombasa, looking down at a dhow at sea level). They also observed the teacher model a live four-step solution to the anchoring phenomenon (mast height ≈ 47.7 m) and a depression problem (dhow distance ≈ 28.6 m), then observed three peer-group presentations of graded Kenya-context problems (Nairobi flagpole, Kisumu building, Mombasa cliff).</w:t>
             </w:r>
           </w:p>
         </w:tc>
@@ -1490,7 +1490,7 @@
                 <w:sz w:val="18"/>
                 <w:szCs w:val="18"/>
               </w:rPr>
-              <w:t xml:space="preserve">Learners learned that (1) the angle of elevation is measured upward from the horizontal to the line of sight to an object above the observer, and (2) the angle of depression is measured downward from the horizontal to the line of sight to an object below the observer. They learned that angles of elevation and depression between two points are equal (alternate interior angles on parallel horizontal lines), and applied tan θ = Opposite/Adjacent to calculate unknown heights and horizontal distances in Kenyan real-world contexts (e.g., height of Kenyatta International Convention Centre, depth of a cliff at Hell's Gate, Naivasha). Teacher tip: Always draw a clearly labelled diagram — this single habit prevents the majority of errors in elevation/depression problems.</w:t>
+              <w:t xml:space="preserve">Learners learned that: (1) the angle of elevation is measured upward from the horizontal to the line of sight; (2) the angle of depression is measured downward from the horizontal to the line of sight; (3) because of alternate interior angles, the angle of elevation from A to B equals the angle of depression from B to A; (4) a four-step method (draw and label → identify known and unknown sides → select the correct trig ratio → solve algebraically) reliably solves any elevation or depression problem; (5) the tangent ratio is the primary tool when the height (opposite) and horizontal distance (adjacent) are the relevant sides; (6) real Kenyan professionals — surveyors in Rift Valley, engineers in Nairobi, mariners on the Coast — use exactly these techniques.</w:t>
             </w:r>
           </w:p>
         </w:tc>
@@ -1522,7 +1522,7 @@
                 <w:sz w:val="18"/>
                 <w:szCs w:val="18"/>
               </w:rPr>
-              <w:t xml:space="preserve">Angles of elevation and depression transform abstract trigonometry into a direct, practical measurement tool. The equality of elevation and depression angles (alternate angles) is a geometric insight that simplifies multi-step problems. Teacher tip: Connect explicitly to the driving question: 'This is the lesson where our trigonometry tool fully answers the driving question — a surveyor in the Rift Valley, a construction engineer in Nairobi, or a boat navigator on Lake Victoria can now find any height or distance using just an angle and one known measurement.' Assign a take-home problem set in a Kenyan context to cement this connection.</w:t>
+              <w:t xml:space="preserve">Learners explained, through group problem-solving and presentations, how to: select and justify the correct trigonometric ratio for elevation and depression scenarios; set up and solve equations of the form tan(θ) = opp/adj to find unknown heights (Nairobi flagpole: ≈ 28.2 m; Kisumu building: ≈ 32.8 m) and unknown horizontal distances (Mombasa dhow: ≈ 31.1 m); connect the anchoring phenomenon (Nakuru Power mast, h ≈ 47.7 m) back to the driving question, confirming that trigonometry provides an exact, non-invasive method for finding heights and distances using only one side and one angle of a right-angled triangle.</w:t>
             </w:r>
           </w:p>
         </w:tc>
@@ -1575,7 +1575,7 @@
                 <w:sz w:val="18"/>
                 <w:szCs w:val="18"/>
               </w:rPr>
-              <w:t xml:space="preserve">Consolidation, Model Revision &amp; Driving Question Resolution</w:t>
+              <w:t xml:space="preserve">Synthesis, Real-Life Applications, and DQB Review — Solving the Nakuru Mast at Last</w:t>
             </w:r>
           </w:p>
         </w:tc>
@@ -1607,7 +1607,7 @@
                 <w:sz w:val="18"/>
                 <w:szCs w:val="18"/>
               </w:rPr>
-              <w:t xml:space="preserve">Students revisited the anchoring phenomenon from Lesson 1 (finding the height of a tall structure without climbing it) and applied the full toolkit — side labelling, SOH-CAH-TOA, special angles, and elevation/depression — to solve a multi-step problem set in a Kenyan context (e.g., finding the height of a communication mast in Eldoret given an angle of elevation and a known distance). Teacher tip: Display the Driving Question Board entries from all eight lessons. Ask learners, 'Which entry from Lesson 1 can you now fully answer?' Allow 2 minutes of silent reflection before pair discussion and whole-class share-out.</w:t>
+              <w:t xml:space="preserve">Learners observed the step-by-step solution to the original Nakuru Kenya Power mast problem — the anchoring phenomenon first presented in Lesson 1 — confirming that a mast 40 m away at a 50° elevation angle is approximately 47.7 m tall, calculated using tan 50° = h ÷ 40. They also observed a two-stage Lake Victoria problem (lighthouse on a cliff near Kisumu) requiring two separate right-angled triangle diagrams linked by a common horizontal distance of 120 m, one using angle of elevation and one using angle of depression.</w:t>
             </w:r>
           </w:p>
         </w:tc>
@@ -1639,7 +1639,7 @@
                 <w:sz w:val="18"/>
                 <w:szCs w:val="18"/>
               </w:rPr>
-              <w:t xml:space="preserve">Learners consolidated their understanding of all Sub-Strand 2.4 concepts: naming sides relative to a chosen angle, defining and applying sin, cos, and tan, using complementary-angle relationships, applying the identity tan θ = sin θ / cos θ, recalling exact values for special angles, solving right-angled triangles, and solving elevation-and-depression problems. They revised their cumulative model to show all connections between these ideas. Teacher tip: Use a structured summary graphic (e.g., a concept map) that learners complete individually and then compare with a partner before a teacher-led class version is built on the board.</w:t>
+              <w:t xml:space="preserve">Learners learned that all five major concepts of the unit — trigonometric ratios (SOH-CAH-TOA), the complementary-angle relationship (sin θ = cos(90° − θ)), the identity tan θ = sin θ / cos θ, exact values for special angles (30°, 45°, 60°), and the four-step method for solving elevation and depression problems — combine into a single, coherent mathematical tool for measuring inaccessible heights and distances. They learned that this tool is used by real Kenyan professionals including Kenya Power engineers, land surveyors in the Rift Valley, and coastguards on Lake Victoria.</w:t>
             </w:r>
           </w:p>
         </w:tc>
@@ -1671,7 +1671,7 @@
                 <w:sz w:val="18"/>
                 <w:szCs w:val="18"/>
               </w:rPr>
-              <w:t xml:space="preserve">The consolidation lesson closes the learning loop by returning to the original driving question with a complete answer: we CAN use one angle and one side of a right-angled triangle to find any unknown height or distance, because trigonometric ratios are constant for a given angle (a consequence of similar triangles), and we now have a systematic procedure (SOH-CAH-TOA with elevation/depression angles) to apply this in real Kenyan contexts — construction, surveying, navigation, and everyday problem-solving. Teacher tip: End with a metacognitive reflection prompt: 'Write one sentence explaining how your thinking about triangles changed from Lesson 1 to today.' Collect as an informal formative assessment.</w:t>
+              <w:t xml:space="preserve">The phenomenon is now fully explained: the height of the Kenya Power mast in Nakuru can be calculated without climbing it because the tangent ratio creates a precise algebraic link between the known horizontal distance (40 m), the known angle of elevation (50°), and the unknown vertical height (h). The equation tan 50° = h ÷ 40 rearranges to h = 40 × tan 50° ≈ 47.7 m. Trigonometry fills exactly the knowledge gap the phenomenon exposed in Lesson 1: Pythagoras relates sides to sides, but trigonometric ratios relate an angle to a ratio of sides — giving us a tool that Pythagoras alone cannot provide.</w:t>
             </w:r>
           </w:p>
         </w:tc>
@@ -1795,7 +1795,7 @@
         </w:rPr>
         <w:t xml:space="preserve">© 2026 SeaVuria and ARES. This work is licensed under a </w:t>
       </w:r>
-      <w:hyperlink w:history="1" r:id="rIdjwixqzkxkglrm4-qkdivo">
+      <w:hyperlink w:history="1" r:id="rIdwlrfmin9xio6saassnmu_">
         <w:r>
           <w:rPr>
             <w:rFonts w:ascii="Arial" w:cs="Arial" w:eastAsia="Arial" w:hAnsi="Arial"/>
@@ -1815,7 +1815,7 @@
         </w:rPr>
         <w:t xml:space="preserve"> (</w:t>
       </w:r>
-      <w:hyperlink w:history="1" r:id="rIddkiwibsva82wf0jpdtakq">
+      <w:hyperlink w:history="1" r:id="rId0iidjgo0u1ufurw69izje">
         <w:r>
           <w:rPr>
             <w:rFonts w:ascii="Arial" w:cs="Arial" w:eastAsia="Arial" w:hAnsi="Arial"/>
@@ -1835,7 +1835,7 @@
         </w:rPr>
         <w:t xml:space="preserve">). To view a copy of this license, visit </w:t>
       </w:r>
-      <w:hyperlink w:history="1" r:id="rIdh1rgdwdklajqnihm2aq60">
+      <w:hyperlink w:history="1" r:id="rIdeixbrcycaijdb-ai3eekn">
         <w:r>
           <w:rPr>
             <w:rFonts w:ascii="Arial" w:cs="Arial" w:eastAsia="Arial" w:hAnsi="Arial"/>

--- a/data/outputs/v2/Core_Mathematics/SS2.4_Trigonometry_1/Core_Mathematics_Trigonometry_1_SummaryTable.docx
+++ b/data/outputs/v2/Core_Mathematics/SS2.4_Trigonometry_1/Core_Mathematics_Trigonometry_1_SummaryTable.docx
@@ -1192,7 +1192,7 @@
                 <w:sz w:val="18"/>
                 <w:szCs w:val="18"/>
               </w:rPr>
-              <w:t xml:space="preserve">Learners derived the exact trigonometric ratios: sin 45° = cos 45° = 1/√2, tan 45° = 1; sin 30° = cos 60° = 1/2, sin 60° = cos 30° = √3/2, tan 30° = 1/√3, tan 60° = √3; sin 0° = 0, cos 0° = 1, tan 0° = 0; sin 90° = 1, cos 90° = 0, tan 90° = undefined. They applied these to find the exact height of the Nakuru Kenya Power mast (40 tan 60° = 40√3 ≈ 69.3 m) and compiled a colour-coded Special Angles Reference Card in Kenyan flag colours for use throughout the unit.</w:t>
+              <w:t xml:space="preserve">Learners derived the exact trigonometric ratios: sin 45° = cos 45° = 1/√2, tan 45° = 1; sin 30° = cos 60° = 1/2, sin 60° = cos 30° = √3/2, tan 30° = 1/√3, tan 60° = √3; sin 0° = 0, cos 0° = 1, tan 0° = 0; sin 90° = 1, cos 90° = 0, tan 90° = undefined. They applied these to find the exact height the Nakuru Kenya Power mast would have if the angle of elevation were 60° (40 tan 60° = 40√3 ≈ 69.3 m) and compiled a colour-coded Special Angles Reference Card in Kenyan flag colours for use throughout the unit.</w:t>
             </w:r>
           </w:p>
         </w:tc>
@@ -1224,7 +1224,7 @@
                 <w:sz w:val="18"/>
                 <w:szCs w:val="18"/>
               </w:rPr>
-              <w:t xml:space="preserve">The exact values arise directly from the geometry of two special triangles — the isosceles right-angled triangle and the half-equilateral triangle — together with the definitions of sine, cosine, and tangent as ratios of sides. These exact surd values are more powerful than decimal approximations because they allow precise calculation without a calculator or table, and they reveal elegant relationships (e.g., sin 30° = cos 60°, confirming the complementary-angle rule from Lesson 4). For the Nakuru mast and all similar height-and-distance problems in Kenyan construction and surveying, knowing these five special angles means an engineer can solve problems in the field with nothing more than a measuring tape, a clinometer, and mental arithmetic.</w:t>
+              <w:t xml:space="preserve">The exact values arise directly from the geometry of two special triangles — the isosceles right-angled triangle and the half-equilateral triangle — together with the definitions of sine, cosine, and tangent as ratios of sides. These exact surd values are more powerful than decimal approximations because they allow precise calculation without a calculator or table, and they reveal elegant relationships (e.g., sin 30° = cos 60°, confirming the complementary-angle rule from Lesson 3). For the Nakuru mast and all similar height-and-distance problems in Kenyan construction and surveying, knowing these five special angles means an engineer can solve problems in the field with nothing more than a measuring tape, a clinometer, and mental arithmetic.</w:t>
             </w:r>
           </w:p>
         </w:tc>
@@ -1795,7 +1795,7 @@
         </w:rPr>
         <w:t xml:space="preserve">© 2026 SeaVuria and ARES. This work is licensed under a </w:t>
       </w:r>
-      <w:hyperlink w:history="1" r:id="rIdwlrfmin9xio6saassnmu_">
+      <w:hyperlink w:history="1" r:id="rIdjjq9wzfa5zxyljhln6una">
         <w:r>
           <w:rPr>
             <w:rFonts w:ascii="Arial" w:cs="Arial" w:eastAsia="Arial" w:hAnsi="Arial"/>
@@ -1815,7 +1815,7 @@
         </w:rPr>
         <w:t xml:space="preserve"> (</w:t>
       </w:r>
-      <w:hyperlink w:history="1" r:id="rId0iidjgo0u1ufurw69izje">
+      <w:hyperlink w:history="1" r:id="rIdbljx4-dbsodzcvsqaj81e">
         <w:r>
           <w:rPr>
             <w:rFonts w:ascii="Arial" w:cs="Arial" w:eastAsia="Arial" w:hAnsi="Arial"/>
@@ -1835,7 +1835,7 @@
         </w:rPr>
         <w:t xml:space="preserve">). To view a copy of this license, visit </w:t>
       </w:r>
-      <w:hyperlink w:history="1" r:id="rIdeixbrcycaijdb-ai3eekn">
+      <w:hyperlink w:history="1" r:id="rIdfrl3zg0sm0qis11otp73a">
         <w:r>
           <w:rPr>
             <w:rFonts w:ascii="Arial" w:cs="Arial" w:eastAsia="Arial" w:hAnsi="Arial"/>

--- a/data/outputs/v2/Core_Mathematics/SS2.4_Trigonometry_1/Core_Mathematics_Trigonometry_1_SummaryTable.docx
+++ b/data/outputs/v2/Core_Mathematics/SS2.4_Trigonometry_1/Core_Mathematics_Trigonometry_1_SummaryTable.docx
@@ -1795,7 +1795,7 @@
         </w:rPr>
         <w:t xml:space="preserve">© 2026 SeaVuria and ARES. This work is licensed under a </w:t>
       </w:r>
-      <w:hyperlink w:history="1" r:id="rIdjjq9wzfa5zxyljhln6una">
+      <w:hyperlink w:history="1" r:id="rIdtlbdtgot56kwncubmn3nv">
         <w:r>
           <w:rPr>
             <w:rFonts w:ascii="Arial" w:cs="Arial" w:eastAsia="Arial" w:hAnsi="Arial"/>
@@ -1815,7 +1815,7 @@
         </w:rPr>
         <w:t xml:space="preserve"> (</w:t>
       </w:r>
-      <w:hyperlink w:history="1" r:id="rIdbljx4-dbsodzcvsqaj81e">
+      <w:hyperlink w:history="1" r:id="rId1qfyduzjnxim2x0rdyqba">
         <w:r>
           <w:rPr>
             <w:rFonts w:ascii="Arial" w:cs="Arial" w:eastAsia="Arial" w:hAnsi="Arial"/>
@@ -1835,7 +1835,7 @@
         </w:rPr>
         <w:t xml:space="preserve">). To view a copy of this license, visit </w:t>
       </w:r>
-      <w:hyperlink w:history="1" r:id="rIdfrl3zg0sm0qis11otp73a">
+      <w:hyperlink w:history="1" r:id="rIdtznvhasoykh0hskx0j_ce">
         <w:r>
           <w:rPr>
             <w:rFonts w:ascii="Arial" w:cs="Arial" w:eastAsia="Arial" w:hAnsi="Arial"/>

--- a/data/outputs/v2/Core_Mathematics/SS2.4_Trigonometry_1/Core_Mathematics_Trigonometry_1_SummaryTable.docx
+++ b/data/outputs/v2/Core_Mathematics/SS2.4_Trigonometry_1/Core_Mathematics_Trigonometry_1_SummaryTable.docx
@@ -926,7 +926,7 @@
                 <w:sz w:val="18"/>
                 <w:szCs w:val="18"/>
               </w:rPr>
-              <w:t xml:space="preserve">Learners applied the complementary angle relationship to: (a) rewrite trigonometric expressions (e.g., cos 70° = sin 20°); (b) solve for unknown angles algebraically (e.g., sin(2θ + 10°) = cos(θ + 20°) → θ = 20°); and (c) annotate the Nakuru mast diagram with both the 50° elevation angle and the complementary 40° depression angle, writing the swapped sine-cosine ratios for each — showing that a Kenya Power engineer can work from either angle to find the same mast height.</w:t>
+              <w:t xml:space="preserve">Learners applied the complementary angle relationship to: (a) rewrite trigonometric expressions (e.g., cos 70° = sin 20°); (b) solve for unknown angles algebraically (e.g., sin(2θ + 10°) = cos(θ + 20°) → θ = 20°); and (c) annotate the Nakuru mast diagram with both the 50° elevation angle and the complementary 40° angle at the top of the mast, writing the swapped sine-cosine ratios for each — showing that a Kenya Power engineer can work from either angle to find the same mast height.</w:t>
             </w:r>
           </w:p>
         </w:tc>
@@ -1795,7 +1795,7 @@
         </w:rPr>
         <w:t xml:space="preserve">© 2026 SeaVuria and ARES. This work is licensed under a </w:t>
       </w:r>
-      <w:hyperlink w:history="1" r:id="rIdtlbdtgot56kwncubmn3nv">
+      <w:hyperlink w:history="1" r:id="rIdou1eenz1wenufmhpwu79z">
         <w:r>
           <w:rPr>
             <w:rFonts w:ascii="Arial" w:cs="Arial" w:eastAsia="Arial" w:hAnsi="Arial"/>
@@ -1815,7 +1815,7 @@
         </w:rPr>
         <w:t xml:space="preserve"> (</w:t>
       </w:r>
-      <w:hyperlink w:history="1" r:id="rId1qfyduzjnxim2x0rdyqba">
+      <w:hyperlink w:history="1" r:id="rIdetyvx2bumxrtix3k0cpno">
         <w:r>
           <w:rPr>
             <w:rFonts w:ascii="Arial" w:cs="Arial" w:eastAsia="Arial" w:hAnsi="Arial"/>
@@ -1835,7 +1835,7 @@
         </w:rPr>
         <w:t xml:space="preserve">). To view a copy of this license, visit </w:t>
       </w:r>
-      <w:hyperlink w:history="1" r:id="rIdtznvhasoykh0hskx0j_ce">
+      <w:hyperlink w:history="1" r:id="rIddpozqsgd18ze3lqzl7cbr">
         <w:r>
           <w:rPr>
             <w:rFonts w:ascii="Arial" w:cs="Arial" w:eastAsia="Arial" w:hAnsi="Arial"/>

--- a/data/outputs/v2/Core_Mathematics/SS2.4_Trigonometry_1/Core_Mathematics_Trigonometry_1_SummaryTable.docx
+++ b/data/outputs/v2/Core_Mathematics/SS2.4_Trigonometry_1/Core_Mathematics_Trigonometry_1_SummaryTable.docx
@@ -1795,7 +1795,7 @@
         </w:rPr>
         <w:t xml:space="preserve">© 2026 SeaVuria and ARES. This work is licensed under a </w:t>
       </w:r>
-      <w:hyperlink w:history="1" r:id="rIdou1eenz1wenufmhpwu79z">
+      <w:hyperlink w:history="1" r:id="rId3znwohhwkzypf6zkn81mg">
         <w:r>
           <w:rPr>
             <w:rFonts w:ascii="Arial" w:cs="Arial" w:eastAsia="Arial" w:hAnsi="Arial"/>
@@ -1815,7 +1815,7 @@
         </w:rPr>
         <w:t xml:space="preserve"> (</w:t>
       </w:r>
-      <w:hyperlink w:history="1" r:id="rIdetyvx2bumxrtix3k0cpno">
+      <w:hyperlink w:history="1" r:id="rIdstzzdu0jep0kon1ri8k_l">
         <w:r>
           <w:rPr>
             <w:rFonts w:ascii="Arial" w:cs="Arial" w:eastAsia="Arial" w:hAnsi="Arial"/>
@@ -1835,7 +1835,7 @@
         </w:rPr>
         <w:t xml:space="preserve">). To view a copy of this license, visit </w:t>
       </w:r>
-      <w:hyperlink w:history="1" r:id="rIddpozqsgd18ze3lqzl7cbr">
+      <w:hyperlink w:history="1" r:id="rIdh9snbwisqfuf1ki7b9dy4">
         <w:r>
           <w:rPr>
             <w:rFonts w:ascii="Arial" w:cs="Arial" w:eastAsia="Arial" w:hAnsi="Arial"/>

--- a/data/outputs/v2/Core_Mathematics/SS2.4_Trigonometry_1/Core_Mathematics_Trigonometry_1_SummaryTable.docx
+++ b/data/outputs/v2/Core_Mathematics/SS2.4_Trigonometry_1/Core_Mathematics_Trigonometry_1_SummaryTable.docx
@@ -4,6 +4,7 @@
   <w:body>
     <w:p>
       <w:pPr>
+        <w:keepNext w:val="false"/>
         <w:spacing w:after="30" w:before="0"/>
         <w:jc w:val="center"/>
       </w:pPr>
@@ -23,6 +24,7 @@
     </w:p>
     <w:p>
       <w:pPr>
+        <w:keepNext w:val="false"/>
         <w:spacing w:after="60" w:before="0"/>
         <w:jc w:val="center"/>
       </w:pPr>
@@ -81,6 +83,7 @@
           </w:tcPr>
           <w:p>
             <w:pPr>
+              <w:keepNext w:val="false"/>
               <w:spacing w:after="40" w:before="0"/>
               <w:jc w:val="center"/>
             </w:pPr>
@@ -115,6 +118,7 @@
           </w:tcPr>
           <w:p>
             <w:pPr>
+              <w:keepNext w:val="false"/>
               <w:spacing w:after="40" w:before="0"/>
               <w:jc w:val="left"/>
             </w:pPr>
@@ -147,6 +151,7 @@
           </w:tcPr>
           <w:p>
             <w:pPr>
+              <w:keepNext w:val="false"/>
               <w:spacing w:after="40" w:before="0"/>
               <w:jc w:val="left"/>
             </w:pPr>
@@ -181,6 +186,7 @@
           </w:tcPr>
           <w:p>
             <w:pPr>
+              <w:keepNext w:val="false"/>
               <w:spacing w:after="40" w:before="0"/>
               <w:jc w:val="left"/>
             </w:pPr>
@@ -213,6 +219,7 @@
           </w:tcPr>
           <w:p>
             <w:pPr>
+              <w:keepNext w:val="false"/>
               <w:spacing w:after="40" w:before="0"/>
               <w:jc w:val="left"/>
             </w:pPr>
@@ -273,6 +280,7 @@
           </w:tcPr>
           <w:p>
             <w:pPr>
+              <w:keepNext w:val="false"/>
               <w:spacing w:after="40" w:before="0"/>
               <w:jc w:val="center"/>
             </w:pPr>
@@ -307,6 +315,7 @@
           </w:tcPr>
           <w:p>
             <w:pPr>
+              <w:keepNext w:val="false"/>
               <w:spacing w:after="40" w:before="0"/>
               <w:jc w:val="left"/>
             </w:pPr>
@@ -369,6 +378,7 @@
           </w:tcPr>
           <w:p>
             <w:pPr>
+              <w:keepNext w:val="false"/>
               <w:spacing w:after="40" w:before="0"/>
               <w:jc w:val="left"/>
             </w:pPr>
@@ -401,6 +411,7 @@
           </w:tcPr>
           <w:p>
             <w:pPr>
+              <w:keepNext w:val="false"/>
               <w:spacing w:after="40" w:before="0"/>
               <w:jc w:val="left"/>
             </w:pPr>
@@ -433,6 +444,7 @@
           </w:tcPr>
           <w:p>
             <w:pPr>
+              <w:keepNext w:val="false"/>
               <w:spacing w:after="40" w:before="0"/>
               <w:jc w:val="left"/>
             </w:pPr>
@@ -465,6 +477,7 @@
           </w:tcPr>
           <w:p>
             <w:pPr>
+              <w:keepNext w:val="false"/>
               <w:spacing w:after="40" w:before="0"/>
               <w:jc w:val="left"/>
             </w:pPr>
@@ -499,6 +512,7 @@
           </w:tcPr>
           <w:p>
             <w:pPr>
+              <w:keepNext w:val="false"/>
               <w:spacing w:after="40" w:before="0"/>
               <w:jc w:val="left"/>
             </w:pPr>
@@ -518,6 +532,7 @@
           </w:p>
           <w:p>
             <w:pPr>
+              <w:keepNext w:val="false"/>
               <w:spacing w:after="40" w:before="0"/>
               <w:jc w:val="left"/>
             </w:pPr>
@@ -550,6 +565,7 @@
           </w:tcPr>
           <w:p>
             <w:pPr>
+              <w:keepNext w:val="false"/>
               <w:spacing w:after="40" w:before="0"/>
               <w:jc w:val="left"/>
             </w:pPr>
@@ -582,6 +598,7 @@
           </w:tcPr>
           <w:p>
             <w:pPr>
+              <w:keepNext w:val="false"/>
               <w:spacing w:after="40" w:before="0"/>
               <w:jc w:val="left"/>
             </w:pPr>
@@ -614,6 +631,7 @@
           </w:tcPr>
           <w:p>
             <w:pPr>
+              <w:keepNext w:val="false"/>
               <w:spacing w:after="40" w:before="0"/>
               <w:jc w:val="left"/>
             </w:pPr>
@@ -648,6 +666,7 @@
           </w:tcPr>
           <w:p>
             <w:pPr>
+              <w:keepNext w:val="false"/>
               <w:spacing w:after="40" w:before="0"/>
               <w:jc w:val="left"/>
             </w:pPr>
@@ -667,6 +686,7 @@
           </w:p>
           <w:p>
             <w:pPr>
+              <w:keepNext w:val="false"/>
               <w:spacing w:after="40" w:before="0"/>
               <w:jc w:val="left"/>
             </w:pPr>
@@ -699,6 +719,7 @@
           </w:tcPr>
           <w:p>
             <w:pPr>
+              <w:keepNext w:val="false"/>
               <w:spacing w:after="40" w:before="0"/>
               <w:jc w:val="left"/>
             </w:pPr>
@@ -731,6 +752,7 @@
           </w:tcPr>
           <w:p>
             <w:pPr>
+              <w:keepNext w:val="false"/>
               <w:spacing w:after="40" w:before="0"/>
               <w:jc w:val="left"/>
             </w:pPr>
@@ -763,6 +785,7 @@
           </w:tcPr>
           <w:p>
             <w:pPr>
+              <w:keepNext w:val="false"/>
               <w:spacing w:after="40" w:before="0"/>
               <w:jc w:val="left"/>
             </w:pPr>
@@ -797,6 +820,7 @@
           </w:tcPr>
           <w:p>
             <w:pPr>
+              <w:keepNext w:val="false"/>
               <w:spacing w:after="40" w:before="0"/>
               <w:jc w:val="left"/>
             </w:pPr>
@@ -816,6 +840,7 @@
           </w:p>
           <w:p>
             <w:pPr>
+              <w:keepNext w:val="false"/>
               <w:spacing w:after="40" w:before="0"/>
               <w:jc w:val="left"/>
             </w:pPr>
@@ -848,6 +873,7 @@
           </w:tcPr>
           <w:p>
             <w:pPr>
+              <w:keepNext w:val="false"/>
               <w:spacing w:after="40" w:before="0"/>
               <w:jc w:val="left"/>
             </w:pPr>
@@ -880,6 +906,7 @@
           </w:tcPr>
           <w:p>
             <w:pPr>
+              <w:keepNext w:val="false"/>
               <w:spacing w:after="40" w:before="0"/>
               <w:jc w:val="left"/>
             </w:pPr>
@@ -912,6 +939,7 @@
           </w:tcPr>
           <w:p>
             <w:pPr>
+              <w:keepNext w:val="false"/>
               <w:spacing w:after="40" w:before="0"/>
               <w:jc w:val="left"/>
             </w:pPr>
@@ -946,6 +974,7 @@
           </w:tcPr>
           <w:p>
             <w:pPr>
+              <w:keepNext w:val="false"/>
               <w:spacing w:after="40" w:before="0"/>
               <w:jc w:val="left"/>
             </w:pPr>
@@ -965,6 +994,7 @@
           </w:p>
           <w:p>
             <w:pPr>
+              <w:keepNext w:val="false"/>
               <w:spacing w:after="40" w:before="0"/>
               <w:jc w:val="left"/>
             </w:pPr>
@@ -997,6 +1027,7 @@
           </w:tcPr>
           <w:p>
             <w:pPr>
+              <w:keepNext w:val="false"/>
               <w:spacing w:after="40" w:before="0"/>
               <w:jc w:val="left"/>
             </w:pPr>
@@ -1029,6 +1060,7 @@
           </w:tcPr>
           <w:p>
             <w:pPr>
+              <w:keepNext w:val="false"/>
               <w:spacing w:after="40" w:before="0"/>
               <w:jc w:val="left"/>
             </w:pPr>
@@ -1061,6 +1093,7 @@
           </w:tcPr>
           <w:p>
             <w:pPr>
+              <w:keepNext w:val="false"/>
               <w:spacing w:after="40" w:before="0"/>
               <w:jc w:val="left"/>
             </w:pPr>
@@ -1095,6 +1128,7 @@
           </w:tcPr>
           <w:p>
             <w:pPr>
+              <w:keepNext w:val="false"/>
               <w:spacing w:after="40" w:before="0"/>
               <w:jc w:val="left"/>
             </w:pPr>
@@ -1114,6 +1148,7 @@
           </w:p>
           <w:p>
             <w:pPr>
+              <w:keepNext w:val="false"/>
               <w:spacing w:after="40" w:before="0"/>
               <w:jc w:val="left"/>
             </w:pPr>
@@ -1146,6 +1181,7 @@
           </w:tcPr>
           <w:p>
             <w:pPr>
+              <w:keepNext w:val="false"/>
               <w:spacing w:after="40" w:before="0"/>
               <w:jc w:val="left"/>
             </w:pPr>
@@ -1178,6 +1214,7 @@
           </w:tcPr>
           <w:p>
             <w:pPr>
+              <w:keepNext w:val="false"/>
               <w:spacing w:after="40" w:before="0"/>
               <w:jc w:val="left"/>
             </w:pPr>
@@ -1210,6 +1247,7 @@
           </w:tcPr>
           <w:p>
             <w:pPr>
+              <w:keepNext w:val="false"/>
               <w:spacing w:after="40" w:before="0"/>
               <w:jc w:val="left"/>
             </w:pPr>
@@ -1244,6 +1282,7 @@
           </w:tcPr>
           <w:p>
             <w:pPr>
+              <w:keepNext w:val="false"/>
               <w:spacing w:after="40" w:before="0"/>
               <w:jc w:val="left"/>
             </w:pPr>
@@ -1263,6 +1302,7 @@
           </w:p>
           <w:p>
             <w:pPr>
+              <w:keepNext w:val="false"/>
               <w:spacing w:after="40" w:before="0"/>
               <w:jc w:val="left"/>
             </w:pPr>
@@ -1295,6 +1335,7 @@
           </w:tcPr>
           <w:p>
             <w:pPr>
+              <w:keepNext w:val="false"/>
               <w:spacing w:after="40" w:before="0"/>
               <w:jc w:val="left"/>
             </w:pPr>
@@ -1327,6 +1368,7 @@
           </w:tcPr>
           <w:p>
             <w:pPr>
+              <w:keepNext w:val="false"/>
               <w:spacing w:after="40" w:before="0"/>
               <w:jc w:val="left"/>
             </w:pPr>
@@ -1359,6 +1401,7 @@
           </w:tcPr>
           <w:p>
             <w:pPr>
+              <w:keepNext w:val="false"/>
               <w:spacing w:after="40" w:before="0"/>
               <w:jc w:val="left"/>
             </w:pPr>
@@ -1393,6 +1436,7 @@
           </w:tcPr>
           <w:p>
             <w:pPr>
+              <w:keepNext w:val="false"/>
               <w:spacing w:after="40" w:before="0"/>
               <w:jc w:val="left"/>
             </w:pPr>
@@ -1412,6 +1456,7 @@
           </w:p>
           <w:p>
             <w:pPr>
+              <w:keepNext w:val="false"/>
               <w:spacing w:after="40" w:before="0"/>
               <w:jc w:val="left"/>
             </w:pPr>
@@ -1444,6 +1489,7 @@
           </w:tcPr>
           <w:p>
             <w:pPr>
+              <w:keepNext w:val="false"/>
               <w:spacing w:after="40" w:before="0"/>
               <w:jc w:val="left"/>
             </w:pPr>
@@ -1476,6 +1522,7 @@
           </w:tcPr>
           <w:p>
             <w:pPr>
+              <w:keepNext w:val="false"/>
               <w:spacing w:after="40" w:before="0"/>
               <w:jc w:val="left"/>
             </w:pPr>
@@ -1508,6 +1555,7 @@
           </w:tcPr>
           <w:p>
             <w:pPr>
+              <w:keepNext w:val="false"/>
               <w:spacing w:after="40" w:before="0"/>
               <w:jc w:val="left"/>
             </w:pPr>
@@ -1542,6 +1590,7 @@
           </w:tcPr>
           <w:p>
             <w:pPr>
+              <w:keepNext w:val="false"/>
               <w:spacing w:after="40" w:before="0"/>
               <w:jc w:val="left"/>
             </w:pPr>
@@ -1561,6 +1610,7 @@
           </w:p>
           <w:p>
             <w:pPr>
+              <w:keepNext w:val="false"/>
               <w:spacing w:after="40" w:before="0"/>
               <w:jc w:val="left"/>
             </w:pPr>
@@ -1593,6 +1643,7 @@
           </w:tcPr>
           <w:p>
             <w:pPr>
+              <w:keepNext w:val="false"/>
               <w:spacing w:after="40" w:before="0"/>
               <w:jc w:val="left"/>
             </w:pPr>
@@ -1625,6 +1676,7 @@
           </w:tcPr>
           <w:p>
             <w:pPr>
+              <w:keepNext w:val="false"/>
               <w:spacing w:after="40" w:before="0"/>
               <w:jc w:val="left"/>
             </w:pPr>
@@ -1657,6 +1709,7 @@
           </w:tcPr>
           <w:p>
             <w:pPr>
+              <w:keepNext w:val="false"/>
               <w:spacing w:after="40" w:before="0"/>
               <w:jc w:val="left"/>
             </w:pPr>
@@ -1795,7 +1848,7 @@
         </w:rPr>
         <w:t xml:space="preserve">© 2026 SeaVuria and ARES. This work is licensed under a </w:t>
       </w:r>
-      <w:hyperlink w:history="1" r:id="rId3znwohhwkzypf6zkn81mg">
+      <w:hyperlink w:history="1" r:id="rIdxvw2h66nyjkunqrklxn-i">
         <w:r>
           <w:rPr>
             <w:rFonts w:ascii="Arial" w:cs="Arial" w:eastAsia="Arial" w:hAnsi="Arial"/>
@@ -1815,7 +1868,7 @@
         </w:rPr>
         <w:t xml:space="preserve"> (</w:t>
       </w:r>
-      <w:hyperlink w:history="1" r:id="rIdstzzdu0jep0kon1ri8k_l">
+      <w:hyperlink w:history="1" r:id="rIdfm1zxcnqnwivqi7mkrstg">
         <w:r>
           <w:rPr>
             <w:rFonts w:ascii="Arial" w:cs="Arial" w:eastAsia="Arial" w:hAnsi="Arial"/>
@@ -1835,7 +1888,7 @@
         </w:rPr>
         <w:t xml:space="preserve">). To view a copy of this license, visit </w:t>
       </w:r>
-      <w:hyperlink w:history="1" r:id="rIdh9snbwisqfuf1ki7b9dy4">
+      <w:hyperlink w:history="1" r:id="rIdixh12dt_rsxpwsratvdhy">
         <w:r>
           <w:rPr>
             <w:rFonts w:ascii="Arial" w:cs="Arial" w:eastAsia="Arial" w:hAnsi="Arial"/>

--- a/data/outputs/v2/Core_Mathematics/SS2.4_Trigonometry_1/Core_Mathematics_Trigonometry_1_SummaryTable.docx
+++ b/data/outputs/v2/Core_Mathematics/SS2.4_Trigonometry_1/Core_Mathematics_Trigonometry_1_SummaryTable.docx
@@ -1848,7 +1848,7 @@
         </w:rPr>
         <w:t xml:space="preserve">© 2026 SeaVuria and ARES. This work is licensed under a </w:t>
       </w:r>
-      <w:hyperlink w:history="1" r:id="rIdxvw2h66nyjkunqrklxn-i">
+      <w:hyperlink w:history="1" r:id="rIdcys1qk-xbx4mxdvx8skqp">
         <w:r>
           <w:rPr>
             <w:rFonts w:ascii="Arial" w:cs="Arial" w:eastAsia="Arial" w:hAnsi="Arial"/>
@@ -1868,7 +1868,7 @@
         </w:rPr>
         <w:t xml:space="preserve"> (</w:t>
       </w:r>
-      <w:hyperlink w:history="1" r:id="rIdfm1zxcnqnwivqi7mkrstg">
+      <w:hyperlink w:history="1" r:id="rIdjpekwayrwte2_o37zgwsy">
         <w:r>
           <w:rPr>
             <w:rFonts w:ascii="Arial" w:cs="Arial" w:eastAsia="Arial" w:hAnsi="Arial"/>
@@ -1888,7 +1888,7 @@
         </w:rPr>
         <w:t xml:space="preserve">). To view a copy of this license, visit </w:t>
       </w:r>
-      <w:hyperlink w:history="1" r:id="rIdixh12dt_rsxpwsratvdhy">
+      <w:hyperlink w:history="1" r:id="rIdwnujj5gwoa40xlvc01fba">
         <w:r>
           <w:rPr>
             <w:rFonts w:ascii="Arial" w:cs="Arial" w:eastAsia="Arial" w:hAnsi="Arial"/>
